--- a/cd/doc/techniczna/Szkolenie z programu Plansoft.org.docx
+++ b/cd/doc/techniczna/Szkolenie z programu Plansoft.org.docx
@@ -77,58 +77,89 @@
     <w:p/>
     <w:p>
       <w:r>
-        <w:t>Przeglądanie rozkładów</w:t>
-      </w:r>
-    </w:p>
-    <w:p>
-      <w:r>
-        <w:tab/>
-      </w:r>
-      <w:r>
-        <w:t>Nawigator</w:t>
-      </w:r>
-    </w:p>
-    <w:p>
-      <w:r>
-        <w:tab/>
-      </w:r>
-      <w:r>
-        <w:t xml:space="preserve">Konstrukcja siatki. </w:t>
-      </w:r>
-      <w:r>
-        <w:t>Rozkład wykładowcy- grupy-sali</w:t>
-      </w:r>
-    </w:p>
-    <w:p>
-      <w:r>
-        <w:tab/>
-        <w:t>Dostosowanie wyglądu komórki</w:t>
-      </w:r>
-    </w:p>
-    <w:p>
-      <w:r>
-        <w:tab/>
-      </w:r>
-      <w:r>
-        <w:t>Podsumowanie godzin</w:t>
-      </w:r>
-    </w:p>
-    <w:p>
-      <w:r>
-        <w:tab/>
-      </w:r>
-      <w:r>
-        <w:tab/>
-      </w:r>
-      <w:r>
-        <w:t>Przełącz</w:t>
+        <w:t>Okresy</w:t>
+      </w:r>
+    </w:p>
+    <w:p>
+      <w:r>
+        <w:tab/>
+      </w:r>
+      <w:r>
+        <w:t>Konstrukcja siatki</w:t>
       </w:r>
       <w:bookmarkStart w:id="0" w:name="_GoBack"/>
       <w:bookmarkEnd w:id="0"/>
-      <w:r>
-        <w:t xml:space="preserve">anie się pomiędzy rozkładami wykładowcy, grupy, sali </w:t>
-      </w:r>
-    </w:p>
+    </w:p>
+    <w:p>
+      <w:pPr>
+        <w:ind w:left="708"/>
+      </w:pPr>
+      <w:r>
+        <w:t>Dni ustawowo wolne</w:t>
+      </w:r>
+    </w:p>
+    <w:p>
+      <w:pPr>
+        <w:ind w:left="708"/>
+      </w:pPr>
+      <w:r>
+        <w:t>Parzyste-nieparzyste</w:t>
+      </w:r>
+    </w:p>
+    <w:p/>
+    <w:p>
+      <w:r>
+        <w:t>Przeglądanie rozkładów</w:t>
+      </w:r>
+    </w:p>
+    <w:p>
+      <w:r>
+        <w:tab/>
+      </w:r>
+      <w:r>
+        <w:t>Rozkład wykładowcy- grupy-sali</w:t>
+      </w:r>
+    </w:p>
+    <w:p>
+      <w:pPr>
+        <w:ind w:firstLine="708"/>
+      </w:pPr>
+      <w:r>
+        <w:t>Nawigator</w:t>
+      </w:r>
+    </w:p>
+    <w:p>
+      <w:r>
+        <w:tab/>
+        <w:t>Dostosowanie wyglądu komórki</w:t>
+      </w:r>
+    </w:p>
+    <w:p>
+      <w:r>
+        <w:tab/>
+      </w:r>
+      <w:r>
+        <w:t>Podsumowanie godzin</w:t>
+      </w:r>
+    </w:p>
+    <w:p>
+      <w:r>
+        <w:tab/>
+      </w:r>
+      <w:r>
+        <w:tab/>
+      </w:r>
+      <w:r>
+        <w:t xml:space="preserve">Przełączanie się pomiędzy rozkładami wykładowcy, grupy, sali </w:t>
+      </w:r>
+    </w:p>
+    <w:p>
+      <w:r>
+        <w:tab/>
+        <w:t>Przycisk przejdź do daty</w:t>
+      </w:r>
+    </w:p>
+    <w:p/>
     <w:p>
       <w:r>
         <w:t>Tworzenie</w:t>
@@ -142,13 +173,18 @@
         <w:tab/>
       </w:r>
       <w:r>
-        <w:t>Tworzenie zajęć</w:t>
-      </w:r>
-      <w:r>
-        <w:t xml:space="preserve"> z jednym WGS</w:t>
-      </w:r>
-      <w:r>
-        <w:t>(</w:t>
+        <w:t xml:space="preserve">Dodanie i </w:t>
+      </w:r>
+      <w:r>
+        <w:t>kasowanie zajęcia</w:t>
+      </w:r>
+    </w:p>
+    <w:p>
+      <w:pPr>
+        <w:ind w:left="708" w:firstLine="708"/>
+      </w:pPr>
+      <w:r>
+        <w:t>Tworzenie zajęć z jednym WGS(</w:t>
       </w:r>
       <w:proofErr w:type="spellStart"/>
       <w:r>
@@ -156,10 +192,257 @@
       </w:r>
       <w:proofErr w:type="spellEnd"/>
       <w:r>
-        <w:t>)</w:t>
-      </w:r>
-      <w:r>
-        <w:t>, be WGS, z kilkoma WGS</w:t>
+        <w:t>), be WGS, z kilkoma WGS</w:t>
+      </w:r>
+    </w:p>
+    <w:p>
+      <w:pPr>
+        <w:ind w:firstLine="708"/>
+      </w:pPr>
+      <w:r>
+        <w:t>Kopiowanie i wklejanie</w:t>
+      </w:r>
+    </w:p>
+    <w:p>
+      <w:pPr>
+        <w:ind w:firstLine="708"/>
+      </w:pPr>
+      <w:r>
+        <w:t>Przycisk kopiuj</w:t>
+      </w:r>
+      <w:r>
+        <w:t xml:space="preserve"> / wklej</w:t>
+      </w:r>
+      <w:r>
+        <w:t xml:space="preserve"> wszystkie pola</w:t>
+      </w:r>
+    </w:p>
+    <w:p>
+      <w:r>
+        <w:tab/>
+        <w:t>Zmiany istniejących zajęć</w:t>
+      </w:r>
+    </w:p>
+    <w:p>
+      <w:pPr>
+        <w:ind w:firstLine="708"/>
+      </w:pPr>
+      <w:r>
+        <w:t>Zmiana prowadzącego przedmiot</w:t>
+      </w:r>
+    </w:p>
+    <w:p>
+      <w:pPr>
+        <w:ind w:firstLine="708"/>
+      </w:pPr>
+      <w:r>
+        <w:t>Cofanie i historia zmian</w:t>
+      </w:r>
+    </w:p>
+    <w:p/>
+    <w:p>
+      <w:r>
+        <w:tab/>
+        <w:t>Tworzenie rezerwacji</w:t>
+      </w:r>
+      <w:r>
+        <w:t xml:space="preserve"> i </w:t>
+      </w:r>
+      <w:r>
+        <w:t>t</w:t>
+      </w:r>
+      <w:r>
+        <w:t>worzenie własnych typów rezerwacji</w:t>
+      </w:r>
+    </w:p>
+    <w:p>
+      <w:r>
+        <w:tab/>
+      </w:r>
+    </w:p>
+    <w:p>
+      <w:pPr>
+        <w:ind w:firstLine="708"/>
+      </w:pPr>
+      <w:r>
+        <w:t>Słowniki</w:t>
+      </w:r>
+      <w:r>
+        <w:t xml:space="preserve"> danych</w:t>
+      </w:r>
+    </w:p>
+    <w:p>
+      <w:r>
+        <w:tab/>
+      </w:r>
+      <w:r>
+        <w:tab/>
+        <w:t>Wstawianie / Usuwanie / Integracje</w:t>
+      </w:r>
+    </w:p>
+    <w:p>
+      <w:r>
+        <w:tab/>
+      </w:r>
+      <w:r>
+        <w:tab/>
+        <w:t>Dowolna fraza</w:t>
+      </w:r>
+    </w:p>
+    <w:p>
+      <w:r>
+        <w:tab/>
+        <w:t>Hierarchia grup</w:t>
+      </w:r>
+    </w:p>
+    <w:p>
+      <w:r>
+        <w:tab/>
+      </w:r>
+      <w:r>
+        <w:tab/>
+        <w:t>Diagram</w:t>
+      </w:r>
+    </w:p>
+    <w:p>
+      <w:r>
+        <w:tab/>
+      </w:r>
+      <w:r>
+        <w:tab/>
+        <w:t>Jak tworzyć</w:t>
+      </w:r>
+    </w:p>
+    <w:p>
+      <w:r>
+        <w:tab/>
+      </w:r>
+      <w:r>
+        <w:tab/>
+        <w:t>Trzy kropki</w:t>
+      </w:r>
+    </w:p>
+    <w:p>
+      <w:r>
+        <w:tab/>
+      </w:r>
+      <w:r>
+        <w:tab/>
+        <w:t>Wpływ na rozkład zajęć</w:t>
+      </w:r>
+    </w:p>
+    <w:p>
+      <w:pPr>
+        <w:ind w:firstLine="708"/>
+      </w:pPr>
+      <w:r>
+        <w:t>Etykiety / Słowa kluczowe</w:t>
+      </w:r>
+    </w:p>
+    <w:p>
+      <w:pPr>
+        <w:ind w:firstLine="708"/>
+      </w:pPr>
+      <w:r>
+        <w:tab/>
+      </w:r>
+      <w:r>
+        <w:t>Słowa kluczowe w s</w:t>
+      </w:r>
+      <w:r>
+        <w:t>łownik</w:t>
+      </w:r>
+      <w:r>
+        <w:t>ach</w:t>
+      </w:r>
+      <w:r>
+        <w:t xml:space="preserve"> danych</w:t>
+      </w:r>
+      <w:r>
+        <w:t xml:space="preserve"> (pokaż jak użyć w oknie znajdź Salę)</w:t>
+      </w:r>
+    </w:p>
+    <w:p>
+      <w:pPr>
+        <w:ind w:firstLine="708"/>
+      </w:pPr>
+      <w:r>
+        <w:tab/>
+        <w:t>Notatki przy rozkładzie zajęć</w:t>
+      </w:r>
+    </w:p>
+    <w:p>
+      <w:pPr>
+        <w:ind w:firstLine="708"/>
+      </w:pPr>
+      <w:r>
+        <w:tab/>
+      </w:r>
+      <w:r>
+        <w:t>Info dla planistów i info dla studentów</w:t>
+      </w:r>
+    </w:p>
+    <w:p>
+      <w:r>
+        <w:tab/>
+      </w:r>
+      <w:r>
+        <w:tab/>
+      </w:r>
+    </w:p>
+    <w:p>
+      <w:r>
+        <w:t>Kolizje</w:t>
+      </w:r>
+    </w:p>
+    <w:p>
+      <w:r>
+        <w:tab/>
+        <w:t>Czerwona kropka</w:t>
+      </w:r>
+    </w:p>
+    <w:p>
+      <w:r>
+        <w:tab/>
+        <w:t>Układ wielu zasobów</w:t>
+      </w:r>
+    </w:p>
+    <w:p>
+      <w:r>
+        <w:tab/>
+      </w:r>
+      <w:r>
+        <w:t>Znajdź</w:t>
+      </w:r>
+      <w:r>
+        <w:t xml:space="preserve"> wykładowcę </w:t>
+      </w:r>
+      <w:r>
+        <w:t>grupę</w:t>
+      </w:r>
+      <w:r>
+        <w:t xml:space="preserve"> sale</w:t>
+      </w:r>
+    </w:p>
+    <w:p>
+      <w:r>
+        <w:lastRenderedPageBreak/>
+        <w:tab/>
+        <w:t>Okno: Konflikt</w:t>
+      </w:r>
+    </w:p>
+    <w:p/>
+    <w:p>
+      <w:r>
+        <w:t>Praca operacyjna</w:t>
+      </w:r>
+    </w:p>
+    <w:p>
+      <w:pPr>
+        <w:ind w:firstLine="708"/>
+      </w:pPr>
+      <w:r>
+        <w:t>Dokąd mogę przenieść zaplanowane zajęcie?</w:t>
       </w:r>
     </w:p>
     <w:p>
@@ -169,104 +452,11 @@
       </w:r>
     </w:p>
     <w:p>
-      <w:r>
-        <w:tab/>
-        <w:t>Tworzenie rezerwacji</w:t>
-      </w:r>
-      <w:r>
-        <w:t xml:space="preserve"> i </w:t>
-      </w:r>
-      <w:r>
-        <w:t>t</w:t>
-      </w:r>
-      <w:r>
-        <w:t>worzenie własnych typów rezerwacji</w:t>
-      </w:r>
-    </w:p>
-    <w:p>
-      <w:r>
-        <w:tab/>
-        <w:t>Info dla planistów i info dla studentów</w:t>
-      </w:r>
-    </w:p>
-    <w:p>
       <w:pPr>
         <w:ind w:firstLine="708"/>
       </w:pPr>
       <w:r>
-        <w:t>Słowniki</w:t>
-      </w:r>
-      <w:r>
-        <w:t xml:space="preserve"> danych</w:t>
-      </w:r>
-    </w:p>
-    <w:p>
-      <w:r>
-        <w:tab/>
-      </w:r>
-      <w:r>
-        <w:tab/>
-        <w:t>Wstawianie / Usuwanie / Integracje</w:t>
-      </w:r>
-    </w:p>
-    <w:p>
-      <w:r>
-        <w:tab/>
-      </w:r>
-      <w:r>
-        <w:tab/>
-        <w:t>Dowolna fraza</w:t>
-      </w:r>
-    </w:p>
-    <w:p>
-      <w:r>
-        <w:tab/>
-      </w:r>
-      <w:r>
-        <w:tab/>
-        <w:t>Słowa kluczowe</w:t>
-      </w:r>
-    </w:p>
-    <w:p>
-      <w:r>
-        <w:tab/>
-        <w:t>Hierarchia grup</w:t>
-      </w:r>
-    </w:p>
-    <w:p>
-      <w:r>
-        <w:tab/>
-      </w:r>
-      <w:r>
-        <w:tab/>
-        <w:t>Diagram</w:t>
-      </w:r>
-    </w:p>
-    <w:p>
-      <w:r>
-        <w:tab/>
-      </w:r>
-      <w:r>
-        <w:tab/>
-        <w:t>Jak tworzyć</w:t>
-      </w:r>
-    </w:p>
-    <w:p>
-      <w:r>
-        <w:tab/>
-      </w:r>
-      <w:r>
-        <w:tab/>
-        <w:t>Trzy kropki</w:t>
-      </w:r>
-    </w:p>
-    <w:p>
-      <w:r>
-        <w:tab/>
-      </w:r>
-      <w:r>
-        <w:tab/>
-        <w:t>Wpływ na rozkład zajęć</w:t>
+        <w:t>Preferowane terminy</w:t>
       </w:r>
     </w:p>
     <w:p>
@@ -274,116 +464,13 @@
         <w:ind w:firstLine="708"/>
       </w:pPr>
       <w:r>
-        <w:t>Zmiany grupowe</w:t>
-      </w:r>
-    </w:p>
-    <w:p>
-      <w:r>
-        <w:tab/>
-      </w:r>
-      <w:r>
-        <w:tab/>
-        <w:t>Dodaj / Usuń</w:t>
-      </w:r>
-      <w:r>
-        <w:t xml:space="preserve"> (dodawanie </w:t>
-      </w:r>
-      <w:proofErr w:type="spellStart"/>
-      <w:r>
-        <w:t>sal</w:t>
-      </w:r>
-      <w:proofErr w:type="spellEnd"/>
-      <w:r>
-        <w:t xml:space="preserve"> do istniejących zajęć)</w:t>
-      </w:r>
-    </w:p>
-    <w:p>
-      <w:r>
-        <w:tab/>
-      </w:r>
-      <w:r>
-        <w:tab/>
-      </w:r>
-      <w:r>
-        <w:t>Zmiana prowadzącego przedmiot</w:t>
-      </w:r>
-    </w:p>
-    <w:p>
-      <w:r>
-        <w:t>Dni ustawowo wolne</w:t>
-      </w:r>
-    </w:p>
-    <w:p>
-      <w:r>
-        <w:t>Parzyste-</w:t>
-      </w:r>
-      <w:r>
-        <w:t>nieparzyste</w:t>
-      </w:r>
-    </w:p>
-    <w:p>
-      <w:r>
-        <w:t>Kolizje</w:t>
-      </w:r>
-    </w:p>
-    <w:p>
-      <w:r>
-        <w:tab/>
-        <w:t>Czerwona kropka</w:t>
-      </w:r>
-    </w:p>
-    <w:p>
-      <w:r>
-        <w:tab/>
-        <w:t>Układ wielu zasobów</w:t>
-      </w:r>
-    </w:p>
-    <w:p>
-      <w:r>
-        <w:tab/>
-      </w:r>
-      <w:r>
-        <w:t>Znajdź</w:t>
-      </w:r>
-      <w:r>
-        <w:t xml:space="preserve"> wykładowcę </w:t>
-      </w:r>
-      <w:r>
-        <w:t>grupę</w:t>
-      </w:r>
-      <w:r>
-        <w:t xml:space="preserve"> sale</w:t>
-      </w:r>
-    </w:p>
-    <w:p>
-      <w:r>
-        <w:tab/>
-        <w:t>Okno: Konflikt</w:t>
-      </w:r>
-    </w:p>
-    <w:p>
-      <w:r>
-        <w:t>Dokąd mogę przenieść zaplanowane zajęcie?</w:t>
-      </w:r>
-    </w:p>
-    <w:p>
-      <w:r>
-        <w:t>Preferowane terminy</w:t>
-      </w:r>
-    </w:p>
-    <w:p>
-      <w:r>
-        <w:t>Notatki przy rozkładach</w:t>
-      </w:r>
-    </w:p>
+        <w:t>Informacje o zmianach do wykładowców</w:t>
+      </w:r>
+    </w:p>
+    <w:p/>
     <w:p>
       <w:r>
         <w:t>Autoryzacje</w:t>
-      </w:r>
-    </w:p>
-    <w:p>
-      <w:r>
-        <w:t>Cofanie i historia zmian</w:t>
       </w:r>
     </w:p>
     <w:p/>
@@ -434,52 +521,93 @@
         <w:rPr>
           <w:b/>
         </w:rPr>
+        <w:t xml:space="preserve">: </w:t>
+      </w:r>
+      <w:r>
+        <w:rPr>
+          <w:b/>
+        </w:rPr>
+        <w:t>PLAN STUDIÓW</w:t>
+      </w:r>
+    </w:p>
+    <w:p/>
+    <w:p>
+      <w:r>
+        <w:t>Plan studiów</w:t>
+      </w:r>
+    </w:p>
+    <w:p>
+      <w:r>
+        <w:tab/>
+        <w:t>Gdzie mogę zaplanować zajęcie z planu studiów (kombinację)?</w:t>
+      </w:r>
+    </w:p>
+    <w:p>
+      <w:r>
+        <w:tab/>
+        <w:t>Wybieranie kombinacji w oknie zajęcie</w:t>
+      </w:r>
+    </w:p>
+    <w:p>
+      <w:r>
+        <w:tab/>
+        <w:t>Porównanie planu z rozkładem</w:t>
+      </w:r>
+    </w:p>
+    <w:p>
+      <w:r>
+        <w:tab/>
+        <w:t>Łączenie kilku kombinacji</w:t>
+      </w:r>
+    </w:p>
+    <w:p>
+      <w:pPr>
+        <w:rPr>
+          <w:b/>
+        </w:rPr>
+      </w:pPr>
+    </w:p>
+    <w:p>
+      <w:pPr>
+        <w:rPr>
+          <w:b/>
+        </w:rPr>
+      </w:pPr>
+      <w:r>
+        <w:rPr>
+          <w:b/>
+        </w:rPr>
+        <w:t xml:space="preserve">BLOK TEMATYCZNY </w:t>
+      </w:r>
+      <w:r>
+        <w:rPr>
+          <w:b/>
+        </w:rPr>
+        <w:t>I</w:t>
+      </w:r>
+      <w:r>
+        <w:rPr>
+          <w:b/>
+        </w:rPr>
+        <w:t>I</w:t>
+      </w:r>
+      <w:r>
+        <w:rPr>
+          <w:b/>
+        </w:rPr>
+        <w:t>I</w:t>
+      </w:r>
+      <w:r>
+        <w:rPr>
+          <w:b/>
+        </w:rPr>
         <w:t>: USOS</w:t>
       </w:r>
     </w:p>
     <w:p/>
     <w:p>
       <w:r>
-        <w:lastRenderedPageBreak/>
         <w:t>Definiowanie semestru i siatki godzinowej</w:t>
-      </w:r>
-    </w:p>
-    <w:p>
-      <w:r>
-        <w:t xml:space="preserve">Plan </w:t>
-      </w:r>
-      <w:r>
-        <w:t>studiów</w:t>
-      </w:r>
-    </w:p>
-    <w:p>
-      <w:r>
-        <w:tab/>
-        <w:t>Plan studiów w nawigatorze</w:t>
-      </w:r>
-    </w:p>
-    <w:p>
-      <w:r>
-        <w:tab/>
-        <w:t>Gdzie mogę zaplanować zajęcie z planu studiów (kombinację)?</w:t>
-      </w:r>
-    </w:p>
-    <w:p>
-      <w:r>
-        <w:tab/>
-        <w:t>Wybieranie kombinacji w oknie zajęcie</w:t>
-      </w:r>
-    </w:p>
-    <w:p>
-      <w:r>
-        <w:tab/>
-        <w:t>Porównanie planu z rozkładem</w:t>
-      </w:r>
-    </w:p>
-    <w:p>
-      <w:r>
-        <w:tab/>
-        <w:t>Łączenie kilku kombinacji</w:t>
       </w:r>
     </w:p>
     <w:p>
@@ -578,7 +706,7 @@
         <w:rPr>
           <w:b/>
         </w:rPr>
-        <w:t>III</w:t>
+        <w:t>IV</w:t>
       </w:r>
       <w:r>
         <w:rPr>
@@ -646,7 +774,7 @@
         <w:rPr>
           <w:b/>
         </w:rPr>
-        <w:t>IV</w:t>
+        <w:t>V</w:t>
       </w:r>
       <w:r>
         <w:rPr>
@@ -698,6 +826,12 @@
         <w:rPr>
           <w:b/>
         </w:rPr>
+        <w:t>I</w:t>
+      </w:r>
+      <w:r>
+        <w:rPr>
+          <w:b/>
+        </w:rPr>
         <w:t>: Współpraca wielu planistów</w:t>
       </w:r>
     </w:p>
@@ -715,6 +849,7 @@
     </w:p>
     <w:p>
       <w:r>
+        <w:lastRenderedPageBreak/>
         <w:tab/>
         <w:t>Zarządzanie kontami użytkowników</w:t>
       </w:r>
@@ -4114,7 +4249,7 @@
 </file>
 
 <file path=customXml/itemProps1.xml><?xml version="1.0" encoding="utf-8"?>
-<ds:datastoreItem xmlns:ds="http://schemas.openxmlformats.org/officeDocument/2006/customXml" ds:itemID="{64F37229-397B-4F95-9F53-0D622A1A9B02}">
+<ds:datastoreItem xmlns:ds="http://schemas.openxmlformats.org/officeDocument/2006/customXml" ds:itemID="{F036C99C-007F-4951-B793-6BBBCFCB4236}">
   <ds:schemaRefs>
     <ds:schemaRef ds:uri="http://schemas.openxmlformats.org/officeDocument/2006/bibliography"/>
   </ds:schemaRefs>

--- a/cd/doc/techniczna/Szkolenie z programu Plansoft.org.docx
+++ b/cd/doc/techniczna/Szkolenie z programu Plansoft.org.docx
@@ -87,8 +87,6 @@
       <w:r>
         <w:t>Konstrukcja siatki</w:t>
       </w:r>
-      <w:bookmarkStart w:id="0" w:name="_GoBack"/>
-      <w:bookmarkEnd w:id="0"/>
     </w:p>
     <w:p>
       <w:pPr>
@@ -844,12 +842,46 @@
     <w:p>
       <w:r>
         <w:tab/>
+      </w:r>
+      <w:r>
+        <w:t>Blokowanie planowania zajęć</w:t>
+      </w:r>
+    </w:p>
+    <w:p>
+      <w:r>
+        <w:lastRenderedPageBreak/>
+        <w:tab/>
+      </w:r>
+      <w:r>
+        <w:tab/>
+        <w:t>Na poziomie dnia i godziny (Kalendarz dni wolnych)</w:t>
+      </w:r>
+    </w:p>
+    <w:p>
+      <w:r>
+        <w:tab/>
+      </w:r>
+      <w:r>
+        <w:tab/>
+        <w:t>Blokowanie zasobu</w:t>
+      </w:r>
+    </w:p>
+    <w:p>
+      <w:r>
+        <w:tab/>
+      </w:r>
+      <w:r>
+        <w:tab/>
+        <w:t>Blokowanie okresu</w:t>
+      </w:r>
+    </w:p>
+    <w:p>
+      <w:r>
         <w:t>Autoryzacje</w:t>
       </w:r>
     </w:p>
     <w:p>
       <w:r>
-        <w:lastRenderedPageBreak/>
         <w:tab/>
         <w:t>Zarządzanie kontami użytkowników</w:t>
       </w:r>
@@ -875,6 +907,26 @@
       <w:r>
         <w:t xml:space="preserve"> pól nadmiarowych</w:t>
       </w:r>
+    </w:p>
+    <w:p/>
+    <w:p>
+      <w:r>
+        <w:t>DODATKI</w:t>
+      </w:r>
+    </w:p>
+    <w:p>
+      <w:r>
+        <w:tab/>
+        <w:t>Google Kalendarze, Google dokumenty</w:t>
+      </w:r>
+    </w:p>
+    <w:p>
+      <w:r>
+        <w:tab/>
+        <w:t>Claude AI</w:t>
+      </w:r>
+      <w:bookmarkStart w:id="0" w:name="_GoBack"/>
+      <w:bookmarkEnd w:id="0"/>
     </w:p>
     <w:p/>
     <w:sectPr>
@@ -1975,6 +2027,119 @@
     </w:lvl>
   </w:abstractNum>
   <w:abstractNum w:abstractNumId="6">
+    <w:nsid w:val="4AD16F43"/>
+    <w:multiLevelType w:val="hybridMultilevel"/>
+    <w:tmpl w:val="37F63AF8"/>
+    <w:lvl w:ilvl="0" w:tplc="04150001">
+      <w:start w:val="1"/>
+      <w:numFmt w:val="bullet"/>
+      <w:lvlText w:val=""/>
+      <w:lvlJc w:val="left"/>
+      <w:pPr>
+        <w:ind w:left="720" w:hanging="360"/>
+      </w:pPr>
+      <w:rPr>
+        <w:rFonts w:ascii="Symbol" w:hAnsi="Symbol" w:hint="default"/>
+      </w:rPr>
+    </w:lvl>
+    <w:lvl w:ilvl="1" w:tplc="04150003" w:tentative="1">
+      <w:start w:val="1"/>
+      <w:numFmt w:val="bullet"/>
+      <w:lvlText w:val="o"/>
+      <w:lvlJc w:val="left"/>
+      <w:pPr>
+        <w:ind w:left="1440" w:hanging="360"/>
+      </w:pPr>
+      <w:rPr>
+        <w:rFonts w:ascii="Courier New" w:hAnsi="Courier New" w:cs="Courier New" w:hint="default"/>
+      </w:rPr>
+    </w:lvl>
+    <w:lvl w:ilvl="2" w:tplc="04150005" w:tentative="1">
+      <w:start w:val="1"/>
+      <w:numFmt w:val="bullet"/>
+      <w:lvlText w:val=""/>
+      <w:lvlJc w:val="left"/>
+      <w:pPr>
+        <w:ind w:left="2160" w:hanging="360"/>
+      </w:pPr>
+      <w:rPr>
+        <w:rFonts w:ascii="Wingdings" w:hAnsi="Wingdings" w:hint="default"/>
+      </w:rPr>
+    </w:lvl>
+    <w:lvl w:ilvl="3" w:tplc="04150001" w:tentative="1">
+      <w:start w:val="1"/>
+      <w:numFmt w:val="bullet"/>
+      <w:lvlText w:val=""/>
+      <w:lvlJc w:val="left"/>
+      <w:pPr>
+        <w:ind w:left="2880" w:hanging="360"/>
+      </w:pPr>
+      <w:rPr>
+        <w:rFonts w:ascii="Symbol" w:hAnsi="Symbol" w:hint="default"/>
+      </w:rPr>
+    </w:lvl>
+    <w:lvl w:ilvl="4" w:tplc="04150003" w:tentative="1">
+      <w:start w:val="1"/>
+      <w:numFmt w:val="bullet"/>
+      <w:lvlText w:val="o"/>
+      <w:lvlJc w:val="left"/>
+      <w:pPr>
+        <w:ind w:left="3600" w:hanging="360"/>
+      </w:pPr>
+      <w:rPr>
+        <w:rFonts w:ascii="Courier New" w:hAnsi="Courier New" w:cs="Courier New" w:hint="default"/>
+      </w:rPr>
+    </w:lvl>
+    <w:lvl w:ilvl="5" w:tplc="04150005" w:tentative="1">
+      <w:start w:val="1"/>
+      <w:numFmt w:val="bullet"/>
+      <w:lvlText w:val=""/>
+      <w:lvlJc w:val="left"/>
+      <w:pPr>
+        <w:ind w:left="4320" w:hanging="360"/>
+      </w:pPr>
+      <w:rPr>
+        <w:rFonts w:ascii="Wingdings" w:hAnsi="Wingdings" w:hint="default"/>
+      </w:rPr>
+    </w:lvl>
+    <w:lvl w:ilvl="6" w:tplc="04150001" w:tentative="1">
+      <w:start w:val="1"/>
+      <w:numFmt w:val="bullet"/>
+      <w:lvlText w:val=""/>
+      <w:lvlJc w:val="left"/>
+      <w:pPr>
+        <w:ind w:left="5040" w:hanging="360"/>
+      </w:pPr>
+      <w:rPr>
+        <w:rFonts w:ascii="Symbol" w:hAnsi="Symbol" w:hint="default"/>
+      </w:rPr>
+    </w:lvl>
+    <w:lvl w:ilvl="7" w:tplc="04150003" w:tentative="1">
+      <w:start w:val="1"/>
+      <w:numFmt w:val="bullet"/>
+      <w:lvlText w:val="o"/>
+      <w:lvlJc w:val="left"/>
+      <w:pPr>
+        <w:ind w:left="5760" w:hanging="360"/>
+      </w:pPr>
+      <w:rPr>
+        <w:rFonts w:ascii="Courier New" w:hAnsi="Courier New" w:cs="Courier New" w:hint="default"/>
+      </w:rPr>
+    </w:lvl>
+    <w:lvl w:ilvl="8" w:tplc="04150005" w:tentative="1">
+      <w:start w:val="1"/>
+      <w:numFmt w:val="bullet"/>
+      <w:lvlText w:val=""/>
+      <w:lvlJc w:val="left"/>
+      <w:pPr>
+        <w:ind w:left="6480" w:hanging="360"/>
+      </w:pPr>
+      <w:rPr>
+        <w:rFonts w:ascii="Wingdings" w:hAnsi="Wingdings" w:hint="default"/>
+      </w:rPr>
+    </w:lvl>
+  </w:abstractNum>
+  <w:abstractNum w:abstractNumId="7">
     <w:nsid w:val="4C996134"/>
     <w:multiLevelType w:val="hybridMultilevel"/>
     <w:tmpl w:val="2EEEBF56"/>
@@ -2063,7 +2228,7 @@
       </w:pPr>
     </w:lvl>
   </w:abstractNum>
-  <w:abstractNum w:abstractNumId="7">
+  <w:abstractNum w:abstractNumId="8">
     <w:nsid w:val="538D190E"/>
     <w:multiLevelType w:val="hybridMultilevel"/>
     <w:tmpl w:val="BAD8958C"/>
@@ -2149,7 +2314,7 @@
       </w:pPr>
     </w:lvl>
   </w:abstractNum>
-  <w:abstractNum w:abstractNumId="8">
+  <w:abstractNum w:abstractNumId="9">
     <w:nsid w:val="620D60E7"/>
     <w:multiLevelType w:val="hybridMultilevel"/>
     <w:tmpl w:val="90C8B25E"/>
@@ -2235,7 +2400,7 @@
       </w:pPr>
     </w:lvl>
   </w:abstractNum>
-  <w:abstractNum w:abstractNumId="9">
+  <w:abstractNum w:abstractNumId="10">
     <w:nsid w:val="63395F5A"/>
     <w:multiLevelType w:val="hybridMultilevel"/>
     <w:tmpl w:val="A5D68124"/>
@@ -2348,7 +2513,7 @@
       </w:rPr>
     </w:lvl>
   </w:abstractNum>
-  <w:abstractNum w:abstractNumId="10">
+  <w:abstractNum w:abstractNumId="11">
     <w:nsid w:val="68957CC4"/>
     <w:multiLevelType w:val="hybridMultilevel"/>
     <w:tmpl w:val="8C4254B4"/>
@@ -2461,7 +2626,7 @@
       </w:rPr>
     </w:lvl>
   </w:abstractNum>
-  <w:abstractNum w:abstractNumId="11">
+  <w:abstractNum w:abstractNumId="12">
     <w:nsid w:val="789B11A3"/>
     <w:multiLevelType w:val="multilevel"/>
     <w:tmpl w:val="85C45428"/>
@@ -2610,7 +2775,7 @@
       </w:rPr>
     </w:lvl>
   </w:abstractNum>
-  <w:abstractNum w:abstractNumId="12">
+  <w:abstractNum w:abstractNumId="13">
     <w:nsid w:val="7CF51BEE"/>
     <w:multiLevelType w:val="hybridMultilevel"/>
     <w:tmpl w:val="6F940DEE"/>
@@ -2724,16 +2889,16 @@
     </w:lvl>
   </w:abstractNum>
   <w:num w:numId="1">
-    <w:abstractNumId w:val="10"/>
+    <w:abstractNumId w:val="11"/>
   </w:num>
   <w:num w:numId="2">
+    <w:abstractNumId w:val="8"/>
+  </w:num>
+  <w:num w:numId="3">
     <w:abstractNumId w:val="7"/>
   </w:num>
-  <w:num w:numId="3">
-    <w:abstractNumId w:val="6"/>
-  </w:num>
   <w:num w:numId="4">
-    <w:abstractNumId w:val="9"/>
+    <w:abstractNumId w:val="10"/>
   </w:num>
   <w:num w:numId="5">
     <w:abstractNumId w:val="2"/>
@@ -2742,7 +2907,7 @@
     <w:abstractNumId w:val="0"/>
   </w:num>
   <w:num w:numId="7">
-    <w:abstractNumId w:val="8"/>
+    <w:abstractNumId w:val="9"/>
   </w:num>
   <w:num w:numId="8">
     <w:abstractNumId w:val="3"/>
@@ -2757,10 +2922,13 @@
     <w:abstractNumId w:val="4"/>
   </w:num>
   <w:num w:numId="12">
-    <w:abstractNumId w:val="11"/>
+    <w:abstractNumId w:val="12"/>
   </w:num>
   <w:num w:numId="13">
-    <w:abstractNumId w:val="12"/>
+    <w:abstractNumId w:val="13"/>
+  </w:num>
+  <w:num w:numId="14">
+    <w:abstractNumId w:val="6"/>
   </w:num>
 </w:numbering>
 </file>
@@ -4249,7 +4417,7 @@
 </file>
 
 <file path=customXml/itemProps1.xml><?xml version="1.0" encoding="utf-8"?>
-<ds:datastoreItem xmlns:ds="http://schemas.openxmlformats.org/officeDocument/2006/customXml" ds:itemID="{F036C99C-007F-4951-B793-6BBBCFCB4236}">
+<ds:datastoreItem xmlns:ds="http://schemas.openxmlformats.org/officeDocument/2006/customXml" ds:itemID="{BCBA678B-3A0E-4860-B3C2-D41DFEB83E6F}">
   <ds:schemaRefs>
     <ds:schemaRef ds:uri="http://schemas.openxmlformats.org/officeDocument/2006/bibliography"/>
   </ds:schemaRefs>

--- a/cd/doc/techniczna/Szkolenie z programu Plansoft.org.docx
+++ b/cd/doc/techniczna/Szkolenie z programu Plansoft.org.docx
@@ -396,11 +396,29 @@
     <w:p>
       <w:r>
         <w:tab/>
-        <w:t>Czerwona kropka</w:t>
-      </w:r>
-    </w:p>
-    <w:p>
-      <w:r>
+      </w:r>
+      <w:r>
+        <w:t>Kolorowa</w:t>
+      </w:r>
+      <w:r>
+        <w:t xml:space="preserve"> kropka</w:t>
+      </w:r>
+    </w:p>
+    <w:p>
+      <w:r>
+        <w:tab/>
+        <w:t>Znajdź wykładowcę grupę sale – okno zajęcia</w:t>
+      </w:r>
+    </w:p>
+    <w:p>
+      <w:r>
+        <w:tab/>
+        <w:t>Znajdź wykładowcę grupę sale</w:t>
+      </w:r>
+    </w:p>
+    <w:p>
+      <w:r>
+        <w:lastRenderedPageBreak/>
         <w:tab/>
         <w:t>Układ wielu zasobów</w:t>
       </w:r>
@@ -408,24 +426,6 @@
     <w:p>
       <w:r>
         <w:tab/>
-      </w:r>
-      <w:r>
-        <w:t>Znajdź</w:t>
-      </w:r>
-      <w:r>
-        <w:t xml:space="preserve"> wykładowcę </w:t>
-      </w:r>
-      <w:r>
-        <w:t>grupę</w:t>
-      </w:r>
-      <w:r>
-        <w:t xml:space="preserve"> sale</w:t>
-      </w:r>
-    </w:p>
-    <w:p>
-      <w:r>
-        <w:lastRenderedPageBreak/>
-        <w:tab/>
         <w:t>Okno: Konflikt</w:t>
       </w:r>
     </w:p>
@@ -465,10 +465,28 @@
         <w:t>Informacje o zmianach do wykładowców</w:t>
       </w:r>
     </w:p>
-    <w:p/>
-    <w:p>
-      <w:r>
-        <w:t>Autoryzacje</w:t>
+    <w:p>
+      <w:pPr>
+        <w:ind w:firstLine="708"/>
+      </w:pPr>
+      <w:r>
+        <w:t xml:space="preserve">Resetowanie ustawień </w:t>
+      </w:r>
+      <w:r>
+        <w:t xml:space="preserve">za pomocą </w:t>
+      </w:r>
+      <w:proofErr w:type="spellStart"/>
+      <w:r>
+        <w:t>RegEdit</w:t>
+      </w:r>
+      <w:proofErr w:type="spellEnd"/>
+      <w:r>
+        <w:t xml:space="preserve"> </w:t>
+      </w:r>
+      <w:bookmarkStart w:id="0" w:name="_GoBack"/>
+      <w:bookmarkEnd w:id="0"/>
+      <w:r>
+        <w:t>(zniknęła legenda)</w:t>
       </w:r>
     </w:p>
     <w:p/>
@@ -836,51 +854,63 @@
     <w:p>
       <w:r>
         <w:tab/>
+      </w:r>
+      <w:r>
+        <w:t>Blokowanie planowania zajęć</w:t>
+      </w:r>
+    </w:p>
+    <w:p>
+      <w:r>
+        <w:tab/>
+      </w:r>
+      <w:r>
+        <w:tab/>
+        <w:t>Na poziomie dnia i godziny (Kalendarz dni wolnych)</w:t>
+      </w:r>
+    </w:p>
+    <w:p>
+      <w:r>
+        <w:lastRenderedPageBreak/>
+        <w:tab/>
+      </w:r>
+      <w:r>
+        <w:tab/>
+        <w:t>Blokowanie zasobu</w:t>
+      </w:r>
+    </w:p>
+    <w:p>
+      <w:r>
+        <w:tab/>
+      </w:r>
+      <w:r>
+        <w:tab/>
+        <w:t>Blokowanie okresu</w:t>
+      </w:r>
+    </w:p>
+    <w:p>
+      <w:r>
+        <w:tab/>
+      </w:r>
+      <w:r>
+        <w:tab/>
         <w:t>Właściciel zajęcia</w:t>
       </w:r>
-    </w:p>
-    <w:p>
-      <w:r>
-        <w:tab/>
-      </w:r>
-      <w:r>
-        <w:t>Blokowanie planowania zajęć</w:t>
-      </w:r>
-    </w:p>
-    <w:p>
-      <w:r>
-        <w:lastRenderedPageBreak/>
-        <w:tab/>
-      </w:r>
-      <w:r>
-        <w:tab/>
-        <w:t>Na poziomie dnia i godziny (Kalendarz dni wolnych)</w:t>
-      </w:r>
-    </w:p>
-    <w:p>
-      <w:r>
-        <w:tab/>
-      </w:r>
-      <w:r>
-        <w:tab/>
-        <w:t>Blokowanie zasobu</w:t>
-      </w:r>
-    </w:p>
-    <w:p>
-      <w:r>
-        <w:tab/>
-      </w:r>
-      <w:r>
-        <w:tab/>
-        <w:t>Blokowanie okresu</w:t>
-      </w:r>
-    </w:p>
-    <w:p>
+      <w:r>
+        <w:t xml:space="preserve"> / Mój zespół</w:t>
+      </w:r>
+    </w:p>
+    <w:p>
+      <w:pPr>
+        <w:ind w:firstLine="708"/>
+      </w:pPr>
       <w:r>
         <w:t>Autoryzacje</w:t>
       </w:r>
     </w:p>
     <w:p>
+      <w:pPr>
+        <w:ind w:left="708"/>
+      </w:pPr>
       <w:r>
         <w:tab/>
         <w:t>Zarządzanie kontami użytkowników</w:t>
@@ -890,11 +920,46 @@
       </w:r>
     </w:p>
     <w:p>
-      <w:r>
-        <w:tab/>
-      </w:r>
-      <w:r>
-        <w:t>Moduł ustawień konfiguracyjnych</w:t>
+      <w:pPr>
+        <w:ind w:left="708"/>
+      </w:pPr>
+      <w:r>
+        <w:tab/>
+      </w:r>
+      <w:r>
+        <w:t>U</w:t>
+      </w:r>
+      <w:r>
+        <w:t>stawie</w:t>
+      </w:r>
+      <w:r>
+        <w:t>nia konfiguracyjne</w:t>
+      </w:r>
+    </w:p>
+    <w:p>
+      <w:pPr>
+        <w:ind w:left="708" w:firstLine="708"/>
+      </w:pPr>
+      <w:r>
+        <w:t>Odświeżanie pól nadmiarowych</w:t>
+      </w:r>
+    </w:p>
+    <w:p>
+      <w:r>
+        <w:tab/>
+      </w:r>
+    </w:p>
+    <w:p>
+      <w:pPr>
+        <w:rPr>
+          <w:b/>
+        </w:rPr>
+      </w:pPr>
+      <w:r>
+        <w:rPr>
+          <w:b/>
+        </w:rPr>
+        <w:t>BLOK TEMATYCZNY VII: Administracja</w:t>
       </w:r>
     </w:p>
     <w:p>
@@ -902,10 +967,386 @@
         <w:ind w:firstLine="708"/>
       </w:pPr>
       <w:r>
-        <w:t>Odświeżanie</w:t>
-      </w:r>
-      <w:r>
-        <w:t xml:space="preserve"> pól nadmiarowych</w:t>
+        <w:t>Instalacja</w:t>
+      </w:r>
+    </w:p>
+    <w:p>
+      <w:r>
+        <w:tab/>
+      </w:r>
+      <w:r>
+        <w:tab/>
+        <w:t>Instalacja klienta</w:t>
+      </w:r>
+    </w:p>
+    <w:p>
+      <w:r>
+        <w:tab/>
+      </w:r>
+      <w:r>
+        <w:tab/>
+        <w:t>Aktualizacja oprogramowania po stronie serwera</w:t>
+      </w:r>
+    </w:p>
+    <w:p>
+      <w:r>
+        <w:tab/>
+      </w:r>
+      <w:r>
+        <w:tab/>
+        <w:t>Instalacja nowej instancji</w:t>
+      </w:r>
+    </w:p>
+    <w:p>
+      <w:r>
+        <w:tab/>
+      </w:r>
+      <w:r>
+        <w:tab/>
+        <w:t>Jaka wersja jest zainstalowana?</w:t>
+      </w:r>
+    </w:p>
+    <w:p>
+      <w:r>
+        <w:tab/>
+        <w:t>Konfiguracja</w:t>
+      </w:r>
+    </w:p>
+    <w:p>
+      <w:r>
+        <w:tab/>
+      </w:r>
+      <w:r>
+        <w:tab/>
+        <w:t>Moduł atrybuty</w:t>
+      </w:r>
+    </w:p>
+    <w:p>
+      <w:r>
+        <w:tab/>
+      </w:r>
+      <w:r>
+        <w:tab/>
+        <w:t>Ustawienia konfiguracyjne</w:t>
+      </w:r>
+    </w:p>
+    <w:p>
+      <w:r>
+        <w:tab/>
+      </w:r>
+      <w:r>
+        <w:tab/>
+      </w:r>
+      <w:r>
+        <w:tab/>
+        <w:t>Siatka godzinowa</w:t>
+      </w:r>
+    </w:p>
+    <w:p>
+      <w:r>
+        <w:tab/>
+        <w:t>Zarządzanie użytkownikami</w:t>
+      </w:r>
+    </w:p>
+    <w:p>
+      <w:r>
+        <w:tab/>
+      </w:r>
+      <w:r>
+        <w:tab/>
+        <w:t xml:space="preserve">Tworzenie użytkowników </w:t>
+      </w:r>
+    </w:p>
+    <w:p>
+      <w:r>
+        <w:tab/>
+      </w:r>
+      <w:r>
+        <w:tab/>
+        <w:t>Uprawnienia do obiektów</w:t>
+      </w:r>
+      <w:r>
+        <w:t>, w tym autoryzacje</w:t>
+      </w:r>
+    </w:p>
+    <w:p>
+      <w:r>
+        <w:tab/>
+      </w:r>
+      <w:r>
+        <w:tab/>
+        <w:t>Uprawnienia systemowe</w:t>
+      </w:r>
+    </w:p>
+    <w:p>
+      <w:r>
+        <w:tab/>
+        <w:t>Utrzymanie i monitorowanie systemu</w:t>
+      </w:r>
+    </w:p>
+    <w:p>
+      <w:r>
+        <w:tab/>
+      </w:r>
+      <w:r>
+        <w:tab/>
+        <w:t>Raport zdrowie</w:t>
+      </w:r>
+      <w:r>
+        <w:t xml:space="preserve"> systemu</w:t>
+      </w:r>
+    </w:p>
+    <w:p>
+      <w:pPr>
+        <w:ind w:left="708" w:firstLine="708"/>
+      </w:pPr>
+      <w:r>
+        <w:t>Diagram tabel</w:t>
+      </w:r>
+    </w:p>
+    <w:p>
+      <w:r>
+        <w:tab/>
+      </w:r>
+      <w:r>
+        <w:tab/>
+      </w:r>
+      <w:r>
+        <w:t>Główne pakiety</w:t>
+      </w:r>
+      <w:r>
+        <w:t xml:space="preserve"> USOS_PS, PLANNER_UTILS</w:t>
+      </w:r>
+    </w:p>
+    <w:p>
+      <w:r>
+        <w:tab/>
+      </w:r>
+      <w:r>
+        <w:tab/>
+        <w:t>Debugowanie</w:t>
+      </w:r>
+    </w:p>
+    <w:p>
+      <w:pPr>
+        <w:rPr>
+          <w:lang w:val="en-GB"/>
+        </w:rPr>
+      </w:pPr>
+      <w:r>
+        <w:rPr>
+          <w:lang w:val="en-GB"/>
+        </w:rPr>
+        <w:tab/>
+      </w:r>
+      <w:r>
+        <w:rPr>
+          <w:lang w:val="en-GB"/>
+        </w:rPr>
+        <w:tab/>
+      </w:r>
+      <w:r>
+        <w:rPr>
+          <w:lang w:val="en-GB"/>
+        </w:rPr>
+        <w:tab/>
+      </w:r>
+      <w:proofErr w:type="spellStart"/>
+      <w:r>
+        <w:rPr>
+          <w:lang w:val="en-GB"/>
+        </w:rPr>
+        <w:t>Dziennik</w:t>
+      </w:r>
+      <w:proofErr w:type="spellEnd"/>
+      <w:r>
+        <w:rPr>
+          <w:lang w:val="en-GB"/>
+        </w:rPr>
+        <w:t xml:space="preserve"> </w:t>
+      </w:r>
+      <w:proofErr w:type="spellStart"/>
+      <w:r>
+        <w:rPr>
+          <w:lang w:val="en-GB"/>
+        </w:rPr>
+        <w:t>zdarzeń</w:t>
+      </w:r>
+      <w:proofErr w:type="spellEnd"/>
+    </w:p>
+    <w:p>
+      <w:pPr>
+        <w:rPr>
+          <w:lang w:val="en-GB"/>
+        </w:rPr>
+      </w:pPr>
+      <w:r>
+        <w:rPr>
+          <w:lang w:val="en-GB"/>
+        </w:rPr>
+        <w:tab/>
+      </w:r>
+      <w:r>
+        <w:rPr>
+          <w:lang w:val="en-GB"/>
+        </w:rPr>
+        <w:tab/>
+      </w:r>
+      <w:r>
+        <w:rPr>
+          <w:lang w:val="en-GB"/>
+        </w:rPr>
+        <w:tab/>
+      </w:r>
+      <w:proofErr w:type="spellStart"/>
+      <w:r>
+        <w:rPr>
+          <w:lang w:val="en-GB"/>
+        </w:rPr>
+        <w:t>Zaawansowany</w:t>
+      </w:r>
+      <w:proofErr w:type="spellEnd"/>
+      <w:r>
+        <w:rPr>
+          <w:lang w:val="en-GB"/>
+        </w:rPr>
+        <w:t xml:space="preserve"> debug</w:t>
+      </w:r>
+    </w:p>
+    <w:tbl>
+      <w:tblPr>
+        <w:tblStyle w:val="Tabela-Siatka"/>
+        <w:tblW w:w="5920" w:type="dxa"/>
+        <w:tblInd w:w="2124" w:type="dxa"/>
+        <w:tblLook w:val="04A0" w:firstRow="1" w:lastRow="0" w:firstColumn="1" w:lastColumn="0" w:noHBand="0" w:noVBand="1"/>
+      </w:tblPr>
+      <w:tblGrid>
+        <w:gridCol w:w="5920"/>
+      </w:tblGrid>
+      <w:tr>
+        <w:tc>
+          <w:tcPr>
+            <w:tcW w:w="5920" w:type="dxa"/>
+          </w:tcPr>
+          <w:p>
+            <w:pPr>
+              <w:rPr>
+                <w:lang w:val="en-GB"/>
+              </w:rPr>
+            </w:pPr>
+            <w:r>
+              <w:rPr>
+                <w:lang w:val="en-GB"/>
+              </w:rPr>
+              <w:t xml:space="preserve">begin </w:t>
+            </w:r>
+            <w:proofErr w:type="spellStart"/>
+            <w:r>
+              <w:rPr>
+                <w:lang w:val="en-GB"/>
+              </w:rPr>
+              <w:t>Xxmsz_Tools.insertIntoEventLog</w:t>
+            </w:r>
+            <w:proofErr w:type="spellEnd"/>
+            <w:r>
+              <w:rPr>
+                <w:lang w:val="en-GB"/>
+              </w:rPr>
+              <w:t>('test'); end;</w:t>
+            </w:r>
+          </w:p>
+          <w:p>
+            <w:pPr>
+              <w:rPr>
+                <w:lang w:val="en-GB"/>
+              </w:rPr>
+            </w:pPr>
+            <w:r>
+              <w:rPr>
+                <w:lang w:val="en-GB"/>
+              </w:rPr>
+              <w:t xml:space="preserve">select * from XXMSZTOOLS_EVENTLOG order by id </w:t>
+            </w:r>
+            <w:proofErr w:type="spellStart"/>
+            <w:r>
+              <w:rPr>
+                <w:lang w:val="en-GB"/>
+              </w:rPr>
+              <w:t>desc</w:t>
+            </w:r>
+            <w:proofErr w:type="spellEnd"/>
+          </w:p>
+        </w:tc>
+      </w:tr>
+    </w:tbl>
+    <w:p>
+      <w:r>
+        <w:rPr>
+          <w:lang w:val="en-GB"/>
+        </w:rPr>
+        <w:tab/>
+      </w:r>
+      <w:r>
+        <w:rPr>
+          <w:lang w:val="en-GB"/>
+        </w:rPr>
+        <w:tab/>
+      </w:r>
+      <w:r>
+        <w:t>Integracja z USOS</w:t>
+      </w:r>
+    </w:p>
+    <w:p>
+      <w:r>
+        <w:tab/>
+        <w:t>Bezpieczeństwo danych</w:t>
+      </w:r>
+    </w:p>
+    <w:p>
+      <w:r>
+        <w:tab/>
+      </w:r>
+      <w:r>
+        <w:tab/>
+        <w:t>Logowanie</w:t>
+      </w:r>
+      <w:r>
+        <w:t xml:space="preserve"> / SSO</w:t>
+      </w:r>
+    </w:p>
+    <w:p>
+      <w:r>
+        <w:tab/>
+      </w:r>
+      <w:r>
+        <w:tab/>
+        <w:t>Kopie zapasowe</w:t>
+      </w:r>
+    </w:p>
+    <w:p>
+      <w:r>
+        <w:tab/>
+      </w:r>
+      <w:r>
+        <w:tab/>
+        <w:t>Historia zmian</w:t>
+      </w:r>
+    </w:p>
+    <w:p>
+      <w:r>
+        <w:tab/>
+      </w:r>
+      <w:r>
+        <w:tab/>
+        <w:t>Integracje</w:t>
+      </w:r>
+    </w:p>
+    <w:p>
+      <w:r>
+        <w:tab/>
+      </w:r>
+      <w:r>
+        <w:tab/>
       </w:r>
     </w:p>
     <w:p/>
@@ -919,14 +1360,15 @@
         <w:tab/>
         <w:t>Google Kalendarze, Google dokumenty</w:t>
       </w:r>
+      <w:r>
+        <w:t>, Ankiety</w:t>
+      </w:r>
     </w:p>
     <w:p>
       <w:r>
         <w:tab/>
         <w:t>Claude AI</w:t>
       </w:r>
-      <w:bookmarkStart w:id="0" w:name="_GoBack"/>
-      <w:bookmarkEnd w:id="0"/>
     </w:p>
     <w:p/>
     <w:sectPr>
@@ -4417,7 +4859,7 @@
 </file>
 
 <file path=customXml/itemProps1.xml><?xml version="1.0" encoding="utf-8"?>
-<ds:datastoreItem xmlns:ds="http://schemas.openxmlformats.org/officeDocument/2006/customXml" ds:itemID="{BCBA678B-3A0E-4860-B3C2-D41DFEB83E6F}">
+<ds:datastoreItem xmlns:ds="http://schemas.openxmlformats.org/officeDocument/2006/customXml" ds:itemID="{F8F0BD69-F77D-4013-B968-6C14080D0619}">
   <ds:schemaRefs>
     <ds:schemaRef ds:uri="http://schemas.openxmlformats.org/officeDocument/2006/bibliography"/>
   </ds:schemaRefs>

--- a/cd/doc/techniczna/Szkolenie z programu Plansoft.org.docx
+++ b/cd/doc/techniczna/Szkolenie z programu Plansoft.org.docx
@@ -483,8 +483,6 @@
       <w:r>
         <w:t xml:space="preserve"> </w:t>
       </w:r>
-      <w:bookmarkStart w:id="0" w:name="_GoBack"/>
-      <w:bookmarkEnd w:id="0"/>
       <w:r>
         <w:t>(zniknęła legenda)</w:t>
       </w:r>
@@ -1252,7 +1250,39 @@
               <w:rPr>
                 <w:lang w:val="en-GB"/>
               </w:rPr>
-              <w:t>('test'); end;</w:t>
+              <w:t>('test'</w:t>
+            </w:r>
+            <w:r>
+              <w:rPr>
+                <w:lang w:val="en-GB"/>
+              </w:rPr>
+              <w:t>||</w:t>
+            </w:r>
+            <w:r>
+              <w:rPr>
+                <w:lang w:val="en-GB"/>
+              </w:rPr>
+              <w:t>'</w:t>
+            </w:r>
+            <w:r>
+              <w:rPr>
+                <w:lang w:val="en-GB"/>
+              </w:rPr>
+              <w:t xml:space="preserve"> test</w:t>
+            </w:r>
+            <w:bookmarkStart w:id="0" w:name="_GoBack"/>
+            <w:bookmarkEnd w:id="0"/>
+            <w:r>
+              <w:rPr>
+                <w:lang w:val="en-GB"/>
+              </w:rPr>
+              <w:t>'</w:t>
+            </w:r>
+            <w:r>
+              <w:rPr>
+                <w:lang w:val="en-GB"/>
+              </w:rPr>
+              <w:t>); end;</w:t>
             </w:r>
           </w:p>
           <w:p>
@@ -4859,7 +4889,7 @@
 </file>
 
 <file path=customXml/itemProps1.xml><?xml version="1.0" encoding="utf-8"?>
-<ds:datastoreItem xmlns:ds="http://schemas.openxmlformats.org/officeDocument/2006/customXml" ds:itemID="{F8F0BD69-F77D-4013-B968-6C14080D0619}">
+<ds:datastoreItem xmlns:ds="http://schemas.openxmlformats.org/officeDocument/2006/customXml" ds:itemID="{E04874ED-8CD1-4EB7-82D2-EBD1225F0940}">
   <ds:schemaRefs>
     <ds:schemaRef ds:uri="http://schemas.openxmlformats.org/officeDocument/2006/bibliography"/>
   </ds:schemaRefs>

--- a/cd/doc/techniczna/Szkolenie z programu Plansoft.org.docx
+++ b/cd/doc/techniczna/Szkolenie z programu Plansoft.org.docx
@@ -96,14 +96,6 @@
         <w:t>Dni ustawowo wolne</w:t>
       </w:r>
     </w:p>
-    <w:p>
-      <w:pPr>
-        <w:ind w:left="708"/>
-      </w:pPr>
-      <w:r>
-        <w:t>Parzyste-nieparzyste</w:t>
-      </w:r>
-    </w:p>
     <w:p/>
     <w:p>
       <w:r>
@@ -418,14 +410,14 @@
     </w:p>
     <w:p>
       <w:r>
+        <w:tab/>
+        <w:t>Układ wielu zasobów</w:t>
+      </w:r>
+    </w:p>
+    <w:p>
+      <w:r>
         <w:lastRenderedPageBreak/>
         <w:tab/>
-        <w:t>Układ wielu zasobów</w:t>
-      </w:r>
-    </w:p>
-    <w:p>
-      <w:r>
-        <w:tab/>
         <w:t>Okno: Konflikt</w:t>
       </w:r>
     </w:p>
@@ -487,7 +479,125 @@
         <w:t>(zniknęła legenda)</w:t>
       </w:r>
     </w:p>
-    <w:p/>
+    <w:p>
+      <w:pPr>
+        <w:ind w:firstLine="708"/>
+        <w:rPr>
+          <w:lang w:val="en-GB"/>
+        </w:rPr>
+      </w:pPr>
+      <w:r>
+        <w:tab/>
+      </w:r>
+      <w:r>
+        <w:rPr>
+          <w:lang w:val="en-GB"/>
+        </w:rPr>
+        <w:t>Computer\HKEY_CURRENT_USER\SOFTWARE\Software Factory\</w:t>
+      </w:r>
+      <w:proofErr w:type="spellStart"/>
+      <w:r>
+        <w:rPr>
+          <w:lang w:val="en-GB"/>
+        </w:rPr>
+        <w:t>planowanie</w:t>
+      </w:r>
+      <w:proofErr w:type="spellEnd"/>
+    </w:p>
+    <w:p>
+      <w:pPr>
+        <w:ind w:firstLine="708"/>
+        <w:rPr>
+          <w:lang w:val="en-GB"/>
+        </w:rPr>
+      </w:pPr>
+      <w:r>
+        <w:rPr>
+          <w:lang w:val="en-GB"/>
+        </w:rPr>
+        <w:tab/>
+        <w:t>(</w:t>
+      </w:r>
+      <w:proofErr w:type="spellStart"/>
+      <w:r>
+        <w:rPr>
+          <w:lang w:val="en-GB"/>
+        </w:rPr>
+        <w:t>nie</w:t>
+      </w:r>
+      <w:proofErr w:type="spellEnd"/>
+      <w:r>
+        <w:rPr>
+          <w:lang w:val="en-GB"/>
+        </w:rPr>
+        <w:t xml:space="preserve"> </w:t>
+      </w:r>
+      <w:proofErr w:type="spellStart"/>
+      <w:r>
+        <w:rPr>
+          <w:lang w:val="en-GB"/>
+        </w:rPr>
+        <w:t>kasować</w:t>
+      </w:r>
+      <w:proofErr w:type="spellEnd"/>
+      <w:r>
+        <w:rPr>
+          <w:lang w:val="en-GB"/>
+        </w:rPr>
+        <w:t xml:space="preserve"> </w:t>
+      </w:r>
+      <w:proofErr w:type="spellStart"/>
+      <w:r>
+        <w:rPr>
+          <w:lang w:val="en-GB"/>
+        </w:rPr>
+        <w:t>licenseType</w:t>
+      </w:r>
+      <w:proofErr w:type="spellEnd"/>
+      <w:r>
+        <w:rPr>
+          <w:lang w:val="en-GB"/>
+        </w:rPr>
+        <w:t xml:space="preserve">, </w:t>
+      </w:r>
+      <w:proofErr w:type="spellStart"/>
+      <w:r>
+        <w:rPr>
+          <w:lang w:val="en-GB"/>
+        </w:rPr>
+        <w:t>lastDateRun</w:t>
+      </w:r>
+      <w:proofErr w:type="spellEnd"/>
+      <w:r>
+        <w:rPr>
+          <w:lang w:val="en-GB"/>
+        </w:rPr>
+        <w:t xml:space="preserve">, </w:t>
+      </w:r>
+      <w:proofErr w:type="spellStart"/>
+      <w:r>
+        <w:rPr>
+          <w:lang w:val="en-GB"/>
+        </w:rPr>
+        <w:t>installMarker</w:t>
+      </w:r>
+      <w:proofErr w:type="spellEnd"/>
+      <w:r>
+        <w:rPr>
+          <w:lang w:val="en-GB"/>
+        </w:rPr>
+        <w:t>)</w:t>
+      </w:r>
+      <w:bookmarkStart w:id="0" w:name="_GoBack"/>
+      <w:bookmarkEnd w:id="0"/>
+    </w:p>
+    <w:p>
+      <w:pPr>
+        <w:rPr>
+          <w:lang w:val="en-GB"/>
+        </w:rPr>
+      </w:pPr>
+    </w:p>
     <w:p>
       <w:r>
         <w:t xml:space="preserve">Gdzie znajdę materiały </w:t>
@@ -859,6 +969,7 @@
     </w:p>
     <w:p>
       <w:r>
+        <w:lastRenderedPageBreak/>
         <w:tab/>
       </w:r>
       <w:r>
@@ -868,7 +979,6 @@
     </w:p>
     <w:p>
       <w:r>
-        <w:lastRenderedPageBreak/>
         <w:tab/>
       </w:r>
       <w:r>
@@ -1270,8 +1380,6 @@
               </w:rPr>
               <w:t xml:space="preserve"> test</w:t>
             </w:r>
-            <w:bookmarkStart w:id="0" w:name="_GoBack"/>
-            <w:bookmarkEnd w:id="0"/>
             <w:r>
               <w:rPr>
                 <w:lang w:val="en-GB"/>
@@ -4889,7 +4997,7 @@
 </file>
 
 <file path=customXml/itemProps1.xml><?xml version="1.0" encoding="utf-8"?>
-<ds:datastoreItem xmlns:ds="http://schemas.openxmlformats.org/officeDocument/2006/customXml" ds:itemID="{E04874ED-8CD1-4EB7-82D2-EBD1225F0940}">
+<ds:datastoreItem xmlns:ds="http://schemas.openxmlformats.org/officeDocument/2006/customXml" ds:itemID="{7239A3D3-D199-452C-855E-A3E323327FEE}">
   <ds:schemaRefs>
     <ds:schemaRef ds:uri="http://schemas.openxmlformats.org/officeDocument/2006/bibliography"/>
   </ds:schemaRefs>
